--- a/BE/BE6IT/prints/2. mad Lab Planning.docx
+++ b/BE/BE6IT/prints/2. mad Lab Planning.docx
@@ -284,28 +284,34 @@
     <w:tbl>
       <w:tblPr>
         <w:tblStyle w:val="TableGrid"/>
-        <w:tblW w:w="10311" w:type="dxa"/>
-        <w:tblInd w:w="198" w:type="dxa"/>
+        <w:tblW w:w="0" w:type="auto"/>
         <w:tblLook w:val="04A0" w:firstRow="1" w:lastRow="0" w:firstColumn="1" w:lastColumn="0" w:noHBand="0" w:noVBand="1"/>
       </w:tblPr>
       <w:tblGrid>
-        <w:gridCol w:w="1080"/>
-        <w:gridCol w:w="1127"/>
-        <w:gridCol w:w="871"/>
-        <w:gridCol w:w="970"/>
-        <w:gridCol w:w="2206"/>
-        <w:gridCol w:w="2754"/>
-        <w:gridCol w:w="1303"/>
+        <w:gridCol w:w="1002"/>
+        <w:gridCol w:w="1002"/>
+        <w:gridCol w:w="936"/>
+        <w:gridCol w:w="936"/>
+        <w:gridCol w:w="936"/>
+        <w:gridCol w:w="1872"/>
+        <w:gridCol w:w="936"/>
+        <w:gridCol w:w="936"/>
+        <w:gridCol w:w="936"/>
+        <w:gridCol w:w="936"/>
       </w:tblGrid>
       <w:tr>
-        <w:trPr>
-          <w:trHeight w:val="286"/>
-        </w:trPr>
-        <w:tc>
-          <w:tcPr>
-            <w:tcW w:w="3078" w:type="dxa"/>
+        <w:tc>
+          <w:tcPr>
+            <w:tcW w:w="2940" w:type="dxa"/>
             <w:gridSpan w:val="3"/>
-            <w:vAlign w:val="center"/>
+            <w:tcBorders>
+              <w:top w:val="single" w:sz="4" w:space="0" w:color="000000" w:themeColor="text1"/>
+              <w:left w:val="single" w:sz="4" w:space="0" w:color="000000" w:themeColor="text1"/>
+              <w:bottom w:val="single" w:sz="4" w:space="0" w:color="000000" w:themeColor="text1"/>
+              <w:right w:val="single" w:sz="4" w:space="0" w:color="000000" w:themeColor="text1"/>
+            </w:tcBorders>
+            <w:vAlign w:val="center"/>
+            <w:hideMark/>
           </w:tcPr>
           <w:p>
             <w:pPr>
@@ -321,15 +327,21 @@
         </w:tc>
         <w:tc>
           <w:tcPr>
-            <w:tcW w:w="970" w:type="dxa"/>
-            <w:vAlign w:val="center"/>
+            <w:tcW w:w="936" w:type="dxa"/>
+            <w:tcBorders>
+              <w:top w:val="single" w:sz="4" w:space="0" w:color="000000" w:themeColor="text1"/>
+              <w:left w:val="single" w:sz="4" w:space="0" w:color="000000" w:themeColor="text1"/>
+              <w:bottom w:val="single" w:sz="4" w:space="0" w:color="000000" w:themeColor="text1"/>
+              <w:right w:val="single" w:sz="4" w:space="0" w:color="000000" w:themeColor="text1"/>
+            </w:tcBorders>
+            <w:vAlign w:val="center"/>
+            <w:hideMark/>
           </w:tcPr>
           <w:p>
             <w:pPr>
               <w:tabs>
                 <w:tab w:val="left" w:pos="360"/>
               </w:tabs>
-              <w:jc w:val="center"/>
             </w:pPr>
             <w:r>
               <w:t>Credits</w:t>
@@ -338,9 +350,16 @@
         </w:tc>
         <w:tc>
           <w:tcPr>
-            <w:tcW w:w="4960" w:type="dxa"/>
-            <w:gridSpan w:val="2"/>
-            <w:vAlign w:val="center"/>
+            <w:tcW w:w="5616" w:type="dxa"/>
+            <w:gridSpan w:val="5"/>
+            <w:tcBorders>
+              <w:top w:val="single" w:sz="4" w:space="0" w:color="000000" w:themeColor="text1"/>
+              <w:left w:val="single" w:sz="4" w:space="0" w:color="000000" w:themeColor="text1"/>
+              <w:bottom w:val="single" w:sz="4" w:space="0" w:color="000000" w:themeColor="text1"/>
+              <w:right w:val="single" w:sz="4" w:space="0" w:color="000000" w:themeColor="text1"/>
+            </w:tcBorders>
+            <w:vAlign w:val="center"/>
+            <w:hideMark/>
           </w:tcPr>
           <w:p>
             <w:pPr>
@@ -356,9 +375,16 @@
         </w:tc>
         <w:tc>
           <w:tcPr>
-            <w:tcW w:w="1303" w:type="dxa"/>
+            <w:tcW w:w="936" w:type="dxa"/>
             <w:vMerge w:val="restart"/>
-            <w:vAlign w:val="center"/>
+            <w:tcBorders>
+              <w:top w:val="single" w:sz="4" w:space="0" w:color="000000" w:themeColor="text1"/>
+              <w:left w:val="single" w:sz="4" w:space="0" w:color="000000" w:themeColor="text1"/>
+              <w:bottom w:val="single" w:sz="4" w:space="0" w:color="000000" w:themeColor="text1"/>
+              <w:right w:val="single" w:sz="4" w:space="0" w:color="000000" w:themeColor="text1"/>
+            </w:tcBorders>
+            <w:vAlign w:val="center"/>
+            <w:hideMark/>
           </w:tcPr>
           <w:p>
             <w:pPr>
@@ -374,14 +400,18 @@
         </w:tc>
       </w:tr>
       <w:tr>
-        <w:trPr>
-          <w:trHeight w:val="286"/>
-        </w:trPr>
-        <w:tc>
-          <w:tcPr>
-            <w:tcW w:w="1080" w:type="dxa"/>
+        <w:tc>
+          <w:tcPr>
+            <w:tcW w:w="1002" w:type="dxa"/>
             <w:vMerge w:val="restart"/>
-            <w:vAlign w:val="center"/>
+            <w:tcBorders>
+              <w:top w:val="single" w:sz="4" w:space="0" w:color="000000" w:themeColor="text1"/>
+              <w:left w:val="single" w:sz="4" w:space="0" w:color="000000" w:themeColor="text1"/>
+              <w:bottom w:val="single" w:sz="4" w:space="0" w:color="000000" w:themeColor="text1"/>
+              <w:right w:val="single" w:sz="4" w:space="0" w:color="000000" w:themeColor="text1"/>
+            </w:tcBorders>
+            <w:vAlign w:val="center"/>
+            <w:hideMark/>
           </w:tcPr>
           <w:p>
             <w:pPr>
@@ -397,9 +427,16 @@
         </w:tc>
         <w:tc>
           <w:tcPr>
-            <w:tcW w:w="1127" w:type="dxa"/>
+            <w:tcW w:w="1002" w:type="dxa"/>
             <w:vMerge w:val="restart"/>
-            <w:vAlign w:val="center"/>
+            <w:tcBorders>
+              <w:top w:val="single" w:sz="4" w:space="0" w:color="000000" w:themeColor="text1"/>
+              <w:left w:val="single" w:sz="4" w:space="0" w:color="000000" w:themeColor="text1"/>
+              <w:bottom w:val="single" w:sz="4" w:space="0" w:color="000000" w:themeColor="text1"/>
+              <w:right w:val="single" w:sz="4" w:space="0" w:color="000000" w:themeColor="text1"/>
+            </w:tcBorders>
+            <w:vAlign w:val="center"/>
+            <w:hideMark/>
           </w:tcPr>
           <w:p>
             <w:pPr>
@@ -415,9 +452,16 @@
         </w:tc>
         <w:tc>
           <w:tcPr>
-            <w:tcW w:w="871" w:type="dxa"/>
+            <w:tcW w:w="936" w:type="dxa"/>
             <w:vMerge w:val="restart"/>
-            <w:vAlign w:val="center"/>
+            <w:tcBorders>
+              <w:top w:val="single" w:sz="4" w:space="0" w:color="000000" w:themeColor="text1"/>
+              <w:left w:val="single" w:sz="4" w:space="0" w:color="000000" w:themeColor="text1"/>
+              <w:bottom w:val="single" w:sz="4" w:space="0" w:color="000000" w:themeColor="text1"/>
+              <w:right w:val="single" w:sz="4" w:space="0" w:color="000000" w:themeColor="text1"/>
+            </w:tcBorders>
+            <w:vAlign w:val="center"/>
+            <w:hideMark/>
           </w:tcPr>
           <w:p>
             <w:pPr>
@@ -433,9 +477,16 @@
         </w:tc>
         <w:tc>
           <w:tcPr>
-            <w:tcW w:w="970" w:type="dxa"/>
+            <w:tcW w:w="936" w:type="dxa"/>
             <w:vMerge w:val="restart"/>
-            <w:vAlign w:val="center"/>
+            <w:tcBorders>
+              <w:top w:val="single" w:sz="4" w:space="0" w:color="000000" w:themeColor="text1"/>
+              <w:left w:val="single" w:sz="4" w:space="0" w:color="000000" w:themeColor="text1"/>
+              <w:bottom w:val="single" w:sz="4" w:space="0" w:color="000000" w:themeColor="text1"/>
+              <w:right w:val="single" w:sz="4" w:space="0" w:color="000000" w:themeColor="text1"/>
+            </w:tcBorders>
+            <w:vAlign w:val="center"/>
+            <w:hideMark/>
           </w:tcPr>
           <w:p>
             <w:pPr>
@@ -451,8 +502,16 @@
         </w:tc>
         <w:tc>
           <w:tcPr>
-            <w:tcW w:w="2206" w:type="dxa"/>
-            <w:vAlign w:val="center"/>
+            <w:tcW w:w="2808" w:type="dxa"/>
+            <w:gridSpan w:val="2"/>
+            <w:tcBorders>
+              <w:top w:val="single" w:sz="4" w:space="0" w:color="000000" w:themeColor="text1"/>
+              <w:left w:val="single" w:sz="4" w:space="0" w:color="000000" w:themeColor="text1"/>
+              <w:bottom w:val="single" w:sz="4" w:space="0" w:color="000000" w:themeColor="text1"/>
+              <w:right w:val="single" w:sz="4" w:space="0" w:color="000000" w:themeColor="text1"/>
+            </w:tcBorders>
+            <w:vAlign w:val="center"/>
+            <w:hideMark/>
           </w:tcPr>
           <w:p>
             <w:pPr>
@@ -468,8 +527,16 @@
         </w:tc>
         <w:tc>
           <w:tcPr>
-            <w:tcW w:w="2754" w:type="dxa"/>
-            <w:vAlign w:val="center"/>
+            <w:tcW w:w="2808" w:type="dxa"/>
+            <w:gridSpan w:val="3"/>
+            <w:tcBorders>
+              <w:top w:val="single" w:sz="4" w:space="0" w:color="000000" w:themeColor="text1"/>
+              <w:left w:val="single" w:sz="4" w:space="0" w:color="000000" w:themeColor="text1"/>
+              <w:bottom w:val="single" w:sz="4" w:space="0" w:color="000000" w:themeColor="text1"/>
+              <w:right w:val="single" w:sz="4" w:space="0" w:color="000000" w:themeColor="text1"/>
+            </w:tcBorders>
+            <w:vAlign w:val="center"/>
+            <w:hideMark/>
           </w:tcPr>
           <w:p>
             <w:pPr>
@@ -485,9 +552,16 @@
         </w:tc>
         <w:tc>
           <w:tcPr>
-            <w:tcW w:w="1303" w:type="dxa"/>
+            <w:tcW w:w="0" w:type="auto"/>
             <w:vMerge/>
-            <w:vAlign w:val="center"/>
+            <w:tcBorders>
+              <w:top w:val="single" w:sz="4" w:space="0" w:color="000000" w:themeColor="text1"/>
+              <w:left w:val="single" w:sz="4" w:space="0" w:color="000000" w:themeColor="text1"/>
+              <w:bottom w:val="single" w:sz="4" w:space="0" w:color="000000" w:themeColor="text1"/>
+              <w:right w:val="single" w:sz="4" w:space="0" w:color="000000" w:themeColor="text1"/>
+            </w:tcBorders>
+            <w:vAlign w:val="center"/>
+            <w:hideMark/>
           </w:tcPr>
           <w:p>
             <w:pPr>
@@ -500,14 +574,18 @@
         </w:tc>
       </w:tr>
       <w:tr>
-        <w:trPr>
-          <w:trHeight w:val="516"/>
-        </w:trPr>
-        <w:tc>
-          <w:tcPr>
-            <w:tcW w:w="1080" w:type="dxa"/>
+        <w:tc>
+          <w:tcPr>
+            <w:tcW w:w="0" w:type="auto"/>
             <w:vMerge/>
-            <w:vAlign w:val="center"/>
+            <w:tcBorders>
+              <w:top w:val="single" w:sz="4" w:space="0" w:color="000000" w:themeColor="text1"/>
+              <w:left w:val="single" w:sz="4" w:space="0" w:color="000000" w:themeColor="text1"/>
+              <w:bottom w:val="single" w:sz="4" w:space="0" w:color="000000" w:themeColor="text1"/>
+              <w:right w:val="single" w:sz="4" w:space="0" w:color="000000" w:themeColor="text1"/>
+            </w:tcBorders>
+            <w:vAlign w:val="center"/>
+            <w:hideMark/>
           </w:tcPr>
           <w:p>
             <w:pPr>
@@ -520,9 +598,16 @@
         </w:tc>
         <w:tc>
           <w:tcPr>
-            <w:tcW w:w="1127" w:type="dxa"/>
+            <w:tcW w:w="0" w:type="auto"/>
             <w:vMerge/>
-            <w:vAlign w:val="center"/>
+            <w:tcBorders>
+              <w:top w:val="single" w:sz="4" w:space="0" w:color="000000" w:themeColor="text1"/>
+              <w:left w:val="single" w:sz="4" w:space="0" w:color="000000" w:themeColor="text1"/>
+              <w:bottom w:val="single" w:sz="4" w:space="0" w:color="000000" w:themeColor="text1"/>
+              <w:right w:val="single" w:sz="4" w:space="0" w:color="000000" w:themeColor="text1"/>
+            </w:tcBorders>
+            <w:vAlign w:val="center"/>
+            <w:hideMark/>
           </w:tcPr>
           <w:p>
             <w:pPr>
@@ -535,9 +620,16 @@
         </w:tc>
         <w:tc>
           <w:tcPr>
-            <w:tcW w:w="871" w:type="dxa"/>
+            <w:tcW w:w="0" w:type="auto"/>
             <w:vMerge/>
-            <w:vAlign w:val="center"/>
+            <w:tcBorders>
+              <w:top w:val="single" w:sz="4" w:space="0" w:color="000000" w:themeColor="text1"/>
+              <w:left w:val="single" w:sz="4" w:space="0" w:color="000000" w:themeColor="text1"/>
+              <w:bottom w:val="single" w:sz="4" w:space="0" w:color="000000" w:themeColor="text1"/>
+              <w:right w:val="single" w:sz="4" w:space="0" w:color="000000" w:themeColor="text1"/>
+            </w:tcBorders>
+            <w:vAlign w:val="center"/>
+            <w:hideMark/>
           </w:tcPr>
           <w:p>
             <w:pPr>
@@ -550,9 +642,16 @@
         </w:tc>
         <w:tc>
           <w:tcPr>
-            <w:tcW w:w="970" w:type="dxa"/>
+            <w:tcW w:w="0" w:type="auto"/>
             <w:vMerge/>
-            <w:vAlign w:val="center"/>
+            <w:tcBorders>
+              <w:top w:val="single" w:sz="4" w:space="0" w:color="000000" w:themeColor="text1"/>
+              <w:left w:val="single" w:sz="4" w:space="0" w:color="000000" w:themeColor="text1"/>
+              <w:bottom w:val="single" w:sz="4" w:space="0" w:color="000000" w:themeColor="text1"/>
+              <w:right w:val="single" w:sz="4" w:space="0" w:color="000000" w:themeColor="text1"/>
+            </w:tcBorders>
+            <w:vAlign w:val="center"/>
+            <w:hideMark/>
           </w:tcPr>
           <w:p>
             <w:pPr>
@@ -565,8 +664,16 @@
         </w:tc>
         <w:tc>
           <w:tcPr>
-            <w:tcW w:w="2206" w:type="dxa"/>
-            <w:vAlign w:val="center"/>
+            <w:tcW w:w="936" w:type="dxa"/>
+            <w:vMerge w:val="restart"/>
+            <w:tcBorders>
+              <w:top w:val="single" w:sz="4" w:space="0" w:color="000000" w:themeColor="text1"/>
+              <w:left w:val="single" w:sz="4" w:space="0" w:color="000000" w:themeColor="text1"/>
+              <w:bottom w:val="single" w:sz="4" w:space="0" w:color="000000" w:themeColor="text1"/>
+              <w:right w:val="single" w:sz="4" w:space="0" w:color="000000" w:themeColor="text1"/>
+            </w:tcBorders>
+            <w:vAlign w:val="center"/>
+            <w:hideMark/>
           </w:tcPr>
           <w:p>
             <w:pPr>
@@ -582,8 +689,15 @@
         </w:tc>
         <w:tc>
           <w:tcPr>
-            <w:tcW w:w="2754" w:type="dxa"/>
-            <w:vAlign w:val="center"/>
+            <w:tcW w:w="1872" w:type="dxa"/>
+            <w:tcBorders>
+              <w:top w:val="single" w:sz="4" w:space="0" w:color="000000" w:themeColor="text1"/>
+              <w:left w:val="single" w:sz="4" w:space="0" w:color="000000" w:themeColor="text1"/>
+              <w:bottom w:val="single" w:sz="4" w:space="0" w:color="000000" w:themeColor="text1"/>
+              <w:right w:val="single" w:sz="4" w:space="0" w:color="000000" w:themeColor="text1"/>
+            </w:tcBorders>
+            <w:vAlign w:val="center"/>
+            <w:hideMark/>
           </w:tcPr>
           <w:p>
             <w:pPr>
@@ -593,9 +707,23 @@
               <w:jc w:val="center"/>
             </w:pPr>
             <w:r>
-              <w:t>ESE (V)</w:t>
-            </w:r>
-          </w:p>
+              <w:t>PA (M)</w:t>
+            </w:r>
+          </w:p>
+        </w:tc>
+        <w:tc>
+          <w:tcPr>
+            <w:tcW w:w="1872" w:type="dxa"/>
+            <w:gridSpan w:val="2"/>
+            <w:tcBorders>
+              <w:top w:val="single" w:sz="4" w:space="0" w:color="000000" w:themeColor="text1"/>
+              <w:left w:val="single" w:sz="4" w:space="0" w:color="000000" w:themeColor="text1"/>
+              <w:bottom w:val="single" w:sz="4" w:space="0" w:color="000000" w:themeColor="text1"/>
+              <w:right w:val="single" w:sz="4" w:space="0" w:color="000000" w:themeColor="text1"/>
+            </w:tcBorders>
+            <w:vAlign w:val="center"/>
+            <w:hideMark/>
+          </w:tcPr>
           <w:p>
             <w:pPr>
               <w:tabs>
@@ -603,13 +731,23 @@
               </w:tabs>
               <w:jc w:val="center"/>
             </w:pPr>
-          </w:p>
-        </w:tc>
-        <w:tc>
-          <w:tcPr>
-            <w:tcW w:w="1303" w:type="dxa"/>
+            <w:r>
+              <w:t>ESE (V)</w:t>
+            </w:r>
+          </w:p>
+        </w:tc>
+        <w:tc>
+          <w:tcPr>
+            <w:tcW w:w="936" w:type="dxa"/>
             <w:vMerge w:val="restart"/>
-            <w:vAlign w:val="center"/>
+            <w:tcBorders>
+              <w:top w:val="single" w:sz="4" w:space="0" w:color="000000" w:themeColor="text1"/>
+              <w:left w:val="single" w:sz="4" w:space="0" w:color="000000" w:themeColor="text1"/>
+              <w:bottom w:val="single" w:sz="4" w:space="0" w:color="000000" w:themeColor="text1"/>
+              <w:right w:val="single" w:sz="4" w:space="0" w:color="000000" w:themeColor="text1"/>
+            </w:tcBorders>
+            <w:vAlign w:val="center"/>
+            <w:hideMark/>
           </w:tcPr>
           <w:p>
             <w:pPr>
@@ -619,25 +757,60 @@
               <w:jc w:val="center"/>
             </w:pPr>
             <w:r>
-              <w:t>1</w:t>
-            </w:r>
-            <w:r>
-              <w:t>0</w:t>
-            </w:r>
-            <w:r>
-              <w:t>0</w:t>
-            </w:r>
+              <w:t>PA</w:t>
+            </w:r>
+          </w:p>
+          <w:p>
+            <w:pPr>
+              <w:tabs>
+                <w:tab w:val="left" w:pos="360"/>
+              </w:tabs>
+              <w:jc w:val="center"/>
+            </w:pPr>
+            <w:r>
+              <w:t>(I)</w:t>
+            </w:r>
+          </w:p>
+        </w:tc>
+        <w:tc>
+          <w:tcPr>
+            <w:tcW w:w="0" w:type="auto"/>
+            <w:vMerge/>
+            <w:tcBorders>
+              <w:top w:val="single" w:sz="4" w:space="0" w:color="000000" w:themeColor="text1"/>
+              <w:left w:val="single" w:sz="4" w:space="0" w:color="000000" w:themeColor="text1"/>
+              <w:bottom w:val="single" w:sz="4" w:space="0" w:color="000000" w:themeColor="text1"/>
+              <w:right w:val="single" w:sz="4" w:space="0" w:color="000000" w:themeColor="text1"/>
+            </w:tcBorders>
+            <w:vAlign w:val="center"/>
+            <w:hideMark/>
+          </w:tcPr>
+          <w:p>
+            <w:pPr>
+              <w:tabs>
+                <w:tab w:val="left" w:pos="360"/>
+              </w:tabs>
+              <w:jc w:val="center"/>
+            </w:pPr>
           </w:p>
         </w:tc>
       </w:tr>
       <w:tr>
         <w:trPr>
-          <w:trHeight w:val="286"/>
+          <w:trHeight w:val="186"/>
         </w:trPr>
         <w:tc>
           <w:tcPr>
-            <w:tcW w:w="1080" w:type="dxa"/>
-            <w:vAlign w:val="center"/>
+            <w:tcW w:w="0" w:type="auto"/>
+            <w:vMerge/>
+            <w:tcBorders>
+              <w:top w:val="single" w:sz="4" w:space="0" w:color="000000" w:themeColor="text1"/>
+              <w:left w:val="single" w:sz="4" w:space="0" w:color="000000" w:themeColor="text1"/>
+              <w:bottom w:val="single" w:sz="4" w:space="0" w:color="000000" w:themeColor="text1"/>
+              <w:right w:val="single" w:sz="4" w:space="0" w:color="000000" w:themeColor="text1"/>
+            </w:tcBorders>
+            <w:vAlign w:val="center"/>
+            <w:hideMark/>
           </w:tcPr>
           <w:p>
             <w:pPr>
@@ -646,15 +819,20 @@
               </w:tabs>
               <w:jc w:val="center"/>
             </w:pPr>
-            <w:r>
-              <w:t>3</w:t>
-            </w:r>
-          </w:p>
-        </w:tc>
-        <w:tc>
-          <w:tcPr>
-            <w:tcW w:w="1127" w:type="dxa"/>
-            <w:vAlign w:val="center"/>
+          </w:p>
+        </w:tc>
+        <w:tc>
+          <w:tcPr>
+            <w:tcW w:w="0" w:type="auto"/>
+            <w:vMerge/>
+            <w:tcBorders>
+              <w:top w:val="single" w:sz="4" w:space="0" w:color="000000" w:themeColor="text1"/>
+              <w:left w:val="single" w:sz="4" w:space="0" w:color="000000" w:themeColor="text1"/>
+              <w:bottom w:val="single" w:sz="4" w:space="0" w:color="000000" w:themeColor="text1"/>
+              <w:right w:val="single" w:sz="4" w:space="0" w:color="000000" w:themeColor="text1"/>
+            </w:tcBorders>
+            <w:vAlign w:val="center"/>
+            <w:hideMark/>
           </w:tcPr>
           <w:p>
             <w:pPr>
@@ -663,15 +841,20 @@
               </w:tabs>
               <w:jc w:val="center"/>
             </w:pPr>
-            <w:r>
-              <w:t>0</w:t>
-            </w:r>
-          </w:p>
-        </w:tc>
-        <w:tc>
-          <w:tcPr>
-            <w:tcW w:w="871" w:type="dxa"/>
-            <w:vAlign w:val="center"/>
+          </w:p>
+        </w:tc>
+        <w:tc>
+          <w:tcPr>
+            <w:tcW w:w="0" w:type="auto"/>
+            <w:vMerge/>
+            <w:tcBorders>
+              <w:top w:val="single" w:sz="4" w:space="0" w:color="000000" w:themeColor="text1"/>
+              <w:left w:val="single" w:sz="4" w:space="0" w:color="000000" w:themeColor="text1"/>
+              <w:bottom w:val="single" w:sz="4" w:space="0" w:color="000000" w:themeColor="text1"/>
+              <w:right w:val="single" w:sz="4" w:space="0" w:color="000000" w:themeColor="text1"/>
+            </w:tcBorders>
+            <w:vAlign w:val="center"/>
+            <w:hideMark/>
           </w:tcPr>
           <w:p>
             <w:pPr>
@@ -680,15 +863,20 @@
               </w:tabs>
               <w:jc w:val="center"/>
             </w:pPr>
-            <w:r>
-              <w:t>1</w:t>
-            </w:r>
-          </w:p>
-        </w:tc>
-        <w:tc>
-          <w:tcPr>
-            <w:tcW w:w="970" w:type="dxa"/>
-            <w:vAlign w:val="center"/>
+          </w:p>
+        </w:tc>
+        <w:tc>
+          <w:tcPr>
+            <w:tcW w:w="0" w:type="auto"/>
+            <w:vMerge/>
+            <w:tcBorders>
+              <w:top w:val="single" w:sz="4" w:space="0" w:color="000000" w:themeColor="text1"/>
+              <w:left w:val="single" w:sz="4" w:space="0" w:color="000000" w:themeColor="text1"/>
+              <w:bottom w:val="single" w:sz="4" w:space="0" w:color="000000" w:themeColor="text1"/>
+              <w:right w:val="single" w:sz="4" w:space="0" w:color="000000" w:themeColor="text1"/>
+            </w:tcBorders>
+            <w:vAlign w:val="center"/>
+            <w:hideMark/>
           </w:tcPr>
           <w:p>
             <w:pPr>
@@ -697,15 +885,20 @@
               </w:tabs>
               <w:jc w:val="center"/>
             </w:pPr>
-            <w:r>
-              <w:t>4</w:t>
-            </w:r>
-          </w:p>
-        </w:tc>
-        <w:tc>
-          <w:tcPr>
-            <w:tcW w:w="2206" w:type="dxa"/>
-            <w:vAlign w:val="center"/>
+          </w:p>
+        </w:tc>
+        <w:tc>
+          <w:tcPr>
+            <w:tcW w:w="0" w:type="auto"/>
+            <w:vMerge/>
+            <w:tcBorders>
+              <w:top w:val="single" w:sz="4" w:space="0" w:color="000000" w:themeColor="text1"/>
+              <w:left w:val="single" w:sz="4" w:space="0" w:color="000000" w:themeColor="text1"/>
+              <w:bottom w:val="single" w:sz="4" w:space="0" w:color="000000" w:themeColor="text1"/>
+              <w:right w:val="single" w:sz="4" w:space="0" w:color="000000" w:themeColor="text1"/>
+            </w:tcBorders>
+            <w:vAlign w:val="center"/>
+            <w:hideMark/>
           </w:tcPr>
           <w:p>
             <w:pPr>
@@ -714,18 +907,19 @@
               </w:tabs>
               <w:jc w:val="center"/>
             </w:pPr>
-            <w:r>
-              <w:t>5</w:t>
-            </w:r>
-            <w:r>
-              <w:t>0</w:t>
-            </w:r>
-          </w:p>
-        </w:tc>
-        <w:tc>
-          <w:tcPr>
-            <w:tcW w:w="2754" w:type="dxa"/>
-            <w:vAlign w:val="center"/>
+          </w:p>
+        </w:tc>
+        <w:tc>
+          <w:tcPr>
+            <w:tcW w:w="1872" w:type="dxa"/>
+            <w:tcBorders>
+              <w:top w:val="single" w:sz="4" w:space="0" w:color="000000" w:themeColor="text1"/>
+              <w:left w:val="single" w:sz="4" w:space="0" w:color="000000" w:themeColor="text1"/>
+              <w:bottom w:val="single" w:sz="4" w:space="0" w:color="000000" w:themeColor="text1"/>
+              <w:right w:val="single" w:sz="4" w:space="0" w:color="000000" w:themeColor="text1"/>
+            </w:tcBorders>
+            <w:vAlign w:val="center"/>
+            <w:hideMark/>
           </w:tcPr>
           <w:p>
             <w:pPr>
@@ -735,15 +929,21 @@
               <w:jc w:val="center"/>
             </w:pPr>
             <w:r>
-              <w:t>50</w:t>
-            </w:r>
-          </w:p>
-        </w:tc>
-        <w:tc>
-          <w:tcPr>
-            <w:tcW w:w="1303" w:type="dxa"/>
-            <w:vMerge/>
-            <w:vAlign w:val="center"/>
+              <w:t>PA</w:t>
+            </w:r>
+          </w:p>
+        </w:tc>
+        <w:tc>
+          <w:tcPr>
+            <w:tcW w:w="936" w:type="dxa"/>
+            <w:tcBorders>
+              <w:top w:val="single" w:sz="4" w:space="0" w:color="000000" w:themeColor="text1"/>
+              <w:left w:val="single" w:sz="4" w:space="0" w:color="000000" w:themeColor="text1"/>
+              <w:bottom w:val="single" w:sz="4" w:space="0" w:color="000000" w:themeColor="text1"/>
+              <w:right w:val="single" w:sz="4" w:space="0" w:color="000000" w:themeColor="text1"/>
+            </w:tcBorders>
+            <w:vAlign w:val="center"/>
+            <w:hideMark/>
           </w:tcPr>
           <w:p>
             <w:pPr>
@@ -752,6 +952,322 @@
               </w:tabs>
               <w:jc w:val="center"/>
             </w:pPr>
+            <w:r>
+              <w:t>ESE</w:t>
+            </w:r>
+          </w:p>
+        </w:tc>
+        <w:tc>
+          <w:tcPr>
+            <w:tcW w:w="936" w:type="dxa"/>
+            <w:tcBorders>
+              <w:top w:val="single" w:sz="4" w:space="0" w:color="000000" w:themeColor="text1"/>
+              <w:left w:val="single" w:sz="4" w:space="0" w:color="000000" w:themeColor="text1"/>
+              <w:bottom w:val="single" w:sz="4" w:space="0" w:color="000000" w:themeColor="text1"/>
+              <w:right w:val="single" w:sz="4" w:space="0" w:color="000000" w:themeColor="text1"/>
+            </w:tcBorders>
+            <w:vAlign w:val="center"/>
+            <w:hideMark/>
+          </w:tcPr>
+          <w:p>
+            <w:pPr>
+              <w:tabs>
+                <w:tab w:val="left" w:pos="360"/>
+              </w:tabs>
+              <w:jc w:val="center"/>
+            </w:pPr>
+            <w:r>
+              <w:t>OEP</w:t>
+            </w:r>
+          </w:p>
+        </w:tc>
+        <w:tc>
+          <w:tcPr>
+            <w:tcW w:w="0" w:type="auto"/>
+            <w:vMerge/>
+            <w:tcBorders>
+              <w:top w:val="single" w:sz="4" w:space="0" w:color="000000" w:themeColor="text1"/>
+              <w:left w:val="single" w:sz="4" w:space="0" w:color="000000" w:themeColor="text1"/>
+              <w:bottom w:val="single" w:sz="4" w:space="0" w:color="000000" w:themeColor="text1"/>
+              <w:right w:val="single" w:sz="4" w:space="0" w:color="000000" w:themeColor="text1"/>
+            </w:tcBorders>
+            <w:vAlign w:val="center"/>
+            <w:hideMark/>
+          </w:tcPr>
+          <w:p>
+            <w:pPr>
+              <w:tabs>
+                <w:tab w:val="left" w:pos="360"/>
+              </w:tabs>
+              <w:jc w:val="center"/>
+            </w:pPr>
+          </w:p>
+        </w:tc>
+        <w:tc>
+          <w:tcPr>
+            <w:tcW w:w="0" w:type="auto"/>
+            <w:vMerge/>
+            <w:tcBorders>
+              <w:top w:val="single" w:sz="4" w:space="0" w:color="000000" w:themeColor="text1"/>
+              <w:left w:val="single" w:sz="4" w:space="0" w:color="000000" w:themeColor="text1"/>
+              <w:bottom w:val="single" w:sz="4" w:space="0" w:color="000000" w:themeColor="text1"/>
+              <w:right w:val="single" w:sz="4" w:space="0" w:color="000000" w:themeColor="text1"/>
+            </w:tcBorders>
+            <w:vAlign w:val="center"/>
+            <w:hideMark/>
+          </w:tcPr>
+          <w:p>
+            <w:pPr>
+              <w:tabs>
+                <w:tab w:val="left" w:pos="360"/>
+              </w:tabs>
+              <w:jc w:val="center"/>
+            </w:pPr>
+          </w:p>
+        </w:tc>
+      </w:tr>
+      <w:tr>
+        <w:tc>
+          <w:tcPr>
+            <w:tcW w:w="1002" w:type="dxa"/>
+            <w:tcBorders>
+              <w:top w:val="single" w:sz="4" w:space="0" w:color="000000" w:themeColor="text1"/>
+              <w:left w:val="single" w:sz="4" w:space="0" w:color="000000" w:themeColor="text1"/>
+              <w:bottom w:val="single" w:sz="4" w:space="0" w:color="000000" w:themeColor="text1"/>
+              <w:right w:val="single" w:sz="4" w:space="0" w:color="000000" w:themeColor="text1"/>
+            </w:tcBorders>
+            <w:vAlign w:val="center"/>
+            <w:hideMark/>
+          </w:tcPr>
+          <w:p>
+            <w:pPr>
+              <w:tabs>
+                <w:tab w:val="left" w:pos="360"/>
+              </w:tabs>
+              <w:jc w:val="center"/>
+            </w:pPr>
+            <w:r>
+              <w:t>3</w:t>
+            </w:r>
+          </w:p>
+        </w:tc>
+        <w:tc>
+          <w:tcPr>
+            <w:tcW w:w="1002" w:type="dxa"/>
+            <w:tcBorders>
+              <w:top w:val="single" w:sz="4" w:space="0" w:color="000000" w:themeColor="text1"/>
+              <w:left w:val="single" w:sz="4" w:space="0" w:color="000000" w:themeColor="text1"/>
+              <w:bottom w:val="single" w:sz="4" w:space="0" w:color="000000" w:themeColor="text1"/>
+              <w:right w:val="single" w:sz="4" w:space="0" w:color="000000" w:themeColor="text1"/>
+            </w:tcBorders>
+            <w:vAlign w:val="center"/>
+            <w:hideMark/>
+          </w:tcPr>
+          <w:p>
+            <w:pPr>
+              <w:tabs>
+                <w:tab w:val="left" w:pos="360"/>
+              </w:tabs>
+              <w:jc w:val="center"/>
+            </w:pPr>
+            <w:r>
+              <w:t>0</w:t>
+            </w:r>
+          </w:p>
+        </w:tc>
+        <w:tc>
+          <w:tcPr>
+            <w:tcW w:w="936" w:type="dxa"/>
+            <w:tcBorders>
+              <w:top w:val="single" w:sz="4" w:space="0" w:color="000000" w:themeColor="text1"/>
+              <w:left w:val="single" w:sz="4" w:space="0" w:color="000000" w:themeColor="text1"/>
+              <w:bottom w:val="single" w:sz="4" w:space="0" w:color="000000" w:themeColor="text1"/>
+              <w:right w:val="single" w:sz="4" w:space="0" w:color="000000" w:themeColor="text1"/>
+            </w:tcBorders>
+            <w:vAlign w:val="center"/>
+            <w:hideMark/>
+          </w:tcPr>
+          <w:p>
+            <w:pPr>
+              <w:tabs>
+                <w:tab w:val="left" w:pos="360"/>
+              </w:tabs>
+              <w:jc w:val="center"/>
+            </w:pPr>
+            <w:r>
+              <w:t>2</w:t>
+            </w:r>
+          </w:p>
+        </w:tc>
+        <w:tc>
+          <w:tcPr>
+            <w:tcW w:w="936" w:type="dxa"/>
+            <w:tcBorders>
+              <w:top w:val="single" w:sz="4" w:space="0" w:color="000000" w:themeColor="text1"/>
+              <w:left w:val="single" w:sz="4" w:space="0" w:color="000000" w:themeColor="text1"/>
+              <w:bottom w:val="single" w:sz="4" w:space="0" w:color="000000" w:themeColor="text1"/>
+              <w:right w:val="single" w:sz="4" w:space="0" w:color="000000" w:themeColor="text1"/>
+            </w:tcBorders>
+            <w:vAlign w:val="center"/>
+            <w:hideMark/>
+          </w:tcPr>
+          <w:p>
+            <w:pPr>
+              <w:tabs>
+                <w:tab w:val="left" w:pos="360"/>
+              </w:tabs>
+              <w:jc w:val="center"/>
+            </w:pPr>
+            <w:r>
+              <w:t>4</w:t>
+            </w:r>
+          </w:p>
+        </w:tc>
+        <w:tc>
+          <w:tcPr>
+            <w:tcW w:w="936" w:type="dxa"/>
+            <w:tcBorders>
+              <w:top w:val="single" w:sz="4" w:space="0" w:color="000000" w:themeColor="text1"/>
+              <w:left w:val="single" w:sz="4" w:space="0" w:color="000000" w:themeColor="text1"/>
+              <w:bottom w:val="single" w:sz="4" w:space="0" w:color="000000" w:themeColor="text1"/>
+              <w:right w:val="single" w:sz="4" w:space="0" w:color="000000" w:themeColor="text1"/>
+            </w:tcBorders>
+            <w:vAlign w:val="center"/>
+            <w:hideMark/>
+          </w:tcPr>
+          <w:p>
+            <w:pPr>
+              <w:tabs>
+                <w:tab w:val="left" w:pos="360"/>
+              </w:tabs>
+              <w:jc w:val="center"/>
+            </w:pPr>
+            <w:r>
+              <w:t>70</w:t>
+            </w:r>
+          </w:p>
+        </w:tc>
+        <w:tc>
+          <w:tcPr>
+            <w:tcW w:w="1872" w:type="dxa"/>
+            <w:tcBorders>
+              <w:top w:val="single" w:sz="4" w:space="0" w:color="000000" w:themeColor="text1"/>
+              <w:left w:val="single" w:sz="4" w:space="0" w:color="000000" w:themeColor="text1"/>
+              <w:bottom w:val="single" w:sz="4" w:space="0" w:color="000000" w:themeColor="text1"/>
+              <w:right w:val="single" w:sz="4" w:space="0" w:color="000000" w:themeColor="text1"/>
+            </w:tcBorders>
+            <w:vAlign w:val="center"/>
+            <w:hideMark/>
+          </w:tcPr>
+          <w:p>
+            <w:pPr>
+              <w:tabs>
+                <w:tab w:val="left" w:pos="360"/>
+              </w:tabs>
+              <w:jc w:val="center"/>
+            </w:pPr>
+            <w:r>
+              <w:t>3</w:t>
+            </w:r>
+            <w:r>
+              <w:t>0</w:t>
+            </w:r>
+          </w:p>
+        </w:tc>
+        <w:tc>
+          <w:tcPr>
+            <w:tcW w:w="936" w:type="dxa"/>
+            <w:tcBorders>
+              <w:top w:val="single" w:sz="4" w:space="0" w:color="000000" w:themeColor="text1"/>
+              <w:left w:val="single" w:sz="4" w:space="0" w:color="000000" w:themeColor="text1"/>
+              <w:bottom w:val="single" w:sz="4" w:space="0" w:color="000000" w:themeColor="text1"/>
+              <w:right w:val="single" w:sz="4" w:space="0" w:color="000000" w:themeColor="text1"/>
+            </w:tcBorders>
+            <w:vAlign w:val="center"/>
+            <w:hideMark/>
+          </w:tcPr>
+          <w:p>
+            <w:pPr>
+              <w:tabs>
+                <w:tab w:val="left" w:pos="360"/>
+              </w:tabs>
+              <w:jc w:val="center"/>
+            </w:pPr>
+            <w:r>
+              <w:t>20</w:t>
+            </w:r>
+          </w:p>
+        </w:tc>
+        <w:tc>
+          <w:tcPr>
+            <w:tcW w:w="936" w:type="dxa"/>
+            <w:tcBorders>
+              <w:top w:val="single" w:sz="4" w:space="0" w:color="000000" w:themeColor="text1"/>
+              <w:left w:val="single" w:sz="4" w:space="0" w:color="000000" w:themeColor="text1"/>
+              <w:bottom w:val="single" w:sz="4" w:space="0" w:color="000000" w:themeColor="text1"/>
+              <w:right w:val="single" w:sz="4" w:space="0" w:color="000000" w:themeColor="text1"/>
+            </w:tcBorders>
+            <w:vAlign w:val="center"/>
+            <w:hideMark/>
+          </w:tcPr>
+          <w:p>
+            <w:pPr>
+              <w:tabs>
+                <w:tab w:val="left" w:pos="360"/>
+              </w:tabs>
+              <w:jc w:val="center"/>
+            </w:pPr>
+            <w:r>
+              <w:t>10</w:t>
+            </w:r>
+          </w:p>
+        </w:tc>
+        <w:tc>
+          <w:tcPr>
+            <w:tcW w:w="936" w:type="dxa"/>
+            <w:tcBorders>
+              <w:top w:val="single" w:sz="4" w:space="0" w:color="000000" w:themeColor="text1"/>
+              <w:left w:val="single" w:sz="4" w:space="0" w:color="000000" w:themeColor="text1"/>
+              <w:bottom w:val="single" w:sz="4" w:space="0" w:color="000000" w:themeColor="text1"/>
+              <w:right w:val="single" w:sz="4" w:space="0" w:color="000000" w:themeColor="text1"/>
+            </w:tcBorders>
+            <w:vAlign w:val="center"/>
+            <w:hideMark/>
+          </w:tcPr>
+          <w:p>
+            <w:pPr>
+              <w:tabs>
+                <w:tab w:val="left" w:pos="360"/>
+              </w:tabs>
+              <w:jc w:val="center"/>
+            </w:pPr>
+            <w:r>
+              <w:t>20</w:t>
+            </w:r>
+          </w:p>
+        </w:tc>
+        <w:tc>
+          <w:tcPr>
+            <w:tcW w:w="936" w:type="dxa"/>
+            <w:tcBorders>
+              <w:top w:val="single" w:sz="4" w:space="0" w:color="000000" w:themeColor="text1"/>
+              <w:left w:val="single" w:sz="4" w:space="0" w:color="000000" w:themeColor="text1"/>
+              <w:bottom w:val="single" w:sz="4" w:space="0" w:color="000000" w:themeColor="text1"/>
+              <w:right w:val="single" w:sz="4" w:space="0" w:color="000000" w:themeColor="text1"/>
+            </w:tcBorders>
+            <w:vAlign w:val="center"/>
+            <w:hideMark/>
+          </w:tcPr>
+          <w:p>
+            <w:pPr>
+              <w:tabs>
+                <w:tab w:val="left" w:pos="360"/>
+              </w:tabs>
+              <w:jc w:val="center"/>
+            </w:pPr>
+            <w:r>
+              <w:t>150</w:t>
+            </w:r>
           </w:p>
         </w:tc>
       </w:tr>
@@ -2956,7 +3472,7 @@
         <v:shape id="_x0000_i1025" type="#_x0000_t75" style="width:36pt;height:36pt">
           <v:imagedata r:id="rId1" o:title=""/>
         </v:shape>
-        <o:OLEObject Type="Embed" ProgID="CorelDRAW.Graphic.12" ShapeID="_x0000_i1025" DrawAspect="Content" ObjectID="_1834345630" r:id="rId2"/>
+        <o:OLEObject Type="Embed" ProgID="CorelDRAW.Graphic.12" ShapeID="_x0000_i1025" DrawAspect="Content" ObjectID="_1834559794" r:id="rId2"/>
       </w:object>
     </w:r>
     <w:r>
@@ -3780,7 +4296,6 @@
   <w:style w:type="character" w:default="1" w:styleId="DefaultParagraphFont">
     <w:name w:val="Default Paragraph Font"/>
     <w:uiPriority w:val="1"/>
-    <w:semiHidden/>
     <w:unhideWhenUsed/>
   </w:style>
   <w:style w:type="table" w:default="1" w:styleId="TableNormal">
